--- a/ocr_results/1. ОБРАЗЦЫ РУКОПИСНОГО ТЕКСТА/АЭ5880ПС.docx
+++ b/ocr_results/1. ОБРАЗЦЫ РУКОПИСНОГО ТЕКСТА/АЭ5880ПС.docx
@@ -7,7 +7,9 @@
         <w:pStyle w:val="Heading1"/>
       </w:pPr>
       <w:r>
-        <w:rPr/>
+        <w:rPr>
+          <w:highlight w:val="yellow"/>
+        </w:rPr>
         <w:t>НА 35-3 (номер не виден)</w:t>
       </w:r>
     </w:p>
@@ -28,7 +30,13 @@
           <w:p>
             <w:r>
               <w:rPr/>
-              <w:t>Инв. № 06453/7983</w:t>
+              <w:t xml:space="preserve">Инв. № </w:t>
+            </w:r>
+            <w:r>
+              <w:rPr>
+                <w:highlight w:val="yellow"/>
+              </w:rPr>
+              <w:t>06453/7983</w:t>
             </w:r>
           </w:p>
         </w:tc>
@@ -53,7 +61,9 @@
         <w:pStyle w:val="Heading1"/>
       </w:pPr>
       <w:r>
-        <w:rPr/>
+        <w:rPr>
+          <w:highlight w:val="yellow"/>
+        </w:rPr>
         <w:t>АИСГУ-01</w:t>
       </w:r>
     </w:p>
@@ -66,7 +76,13 @@
     <w:p>
       <w:r>
         <w:rPr/>
-        <w:t>Заводской № 1CS</w:t>
+        <w:t xml:space="preserve">Заводской № </w:t>
+      </w:r>
+      <w:r>
+        <w:rPr>
+          <w:highlight w:val="yellow"/>
+        </w:rPr>
+        <w:t>1CS</w:t>
       </w:r>
     </w:p>
     <w:p>
@@ -83,7 +99,9 @@
         <w:pStyle w:val="Heading1"/>
       </w:pPr>
       <w:r>
-        <w:rPr/>
+        <w:rPr>
+          <w:highlight w:val="yellow"/>
+        </w:rPr>
         <w:t>ФЕЗИР-1</w:t>
       </w:r>
     </w:p>
@@ -124,19 +142,99 @@
     <w:p>
       <w:r>
         <w:rPr/>
-        <w:t>- при температуре от минус 10 °C до плюс 50 °C при любом сочетании относительной влажности воздуха и температуры, возможном в естественных климатических условиях территории Российской Федерации;</w:t>
+        <w:t xml:space="preserve">- при температуре от минус </w:t>
+      </w:r>
+      <w:r>
+        <w:rPr>
+          <w:highlight w:val="yellow"/>
+        </w:rPr>
+        <w:t>10</w:t>
+      </w:r>
+      <w:r>
+        <w:rPr/>
+        <w:t xml:space="preserve"> °C до плюс </w:t>
+      </w:r>
+      <w:r>
+        <w:rPr>
+          <w:highlight w:val="yellow"/>
+        </w:rPr>
+        <w:t>50</w:t>
+      </w:r>
+      <w:r>
+        <w:rPr/>
+        <w:t xml:space="preserve"> °C при любом сочетании относительной влажности воздуха и температуры, возможном в естественных климатических условиях территории Российской Федерации;</w:t>
       </w:r>
     </w:p>
     <w:p>
       <w:r>
         <w:rPr/>
-        <w:t>- при атмосферном давлении 6,13 × 10⁴ Па (460 мм рт. ст.) и после воздействия пониженного атмосферного давления 1,2 × 10⁴ Па (90 мм рт. ст.);</w:t>
+        <w:t xml:space="preserve">- при атмосферном давлении </w:t>
+      </w:r>
+      <w:r>
+        <w:rPr>
+          <w:highlight w:val="yellow"/>
+        </w:rPr>
+        <w:t>6,13 × 10⁴</w:t>
+      </w:r>
+      <w:r>
+        <w:rPr/>
+        <w:t xml:space="preserve"> Па (</w:t>
+      </w:r>
+      <w:r>
+        <w:rPr>
+          <w:highlight w:val="yellow"/>
+        </w:rPr>
+        <w:t>460</w:t>
+      </w:r>
+      <w:r>
+        <w:rPr/>
+        <w:t xml:space="preserve"> мм рт. ст.) и после воздействия пониженного атмосферного давления </w:t>
+      </w:r>
+      <w:r>
+        <w:rPr>
+          <w:highlight w:val="yellow"/>
+        </w:rPr>
+        <w:t>1,2 × 10⁴</w:t>
+      </w:r>
+      <w:r>
+        <w:rPr/>
+        <w:t xml:space="preserve"> Па (</w:t>
+      </w:r>
+      <w:r>
+        <w:rPr>
+          <w:highlight w:val="yellow"/>
+        </w:rPr>
+        <w:t>90</w:t>
+      </w:r>
+      <w:r>
+        <w:rPr/>
+        <w:t xml:space="preserve"> мм рт. ст.);</w:t>
       </w:r>
     </w:p>
     <w:p>
       <w:r>
         <w:rPr/>
-        <w:t>— после пребывания при температуре внешней среды от минус 10 °С до минус 50 °С;</w:t>
+        <w:t xml:space="preserve">— после пребывания при температуре внешней среды от </w:t>
+      </w:r>
+      <w:r>
+        <w:rPr>
+          <w:highlight w:val="yellow"/>
+        </w:rPr>
+        <w:t>минус 10</w:t>
+      </w:r>
+      <w:r>
+        <w:rPr/>
+        <w:t xml:space="preserve"> °С до </w:t>
+      </w:r>
+      <w:r>
+        <w:rPr>
+          <w:highlight w:val="yellow"/>
+        </w:rPr>
+        <w:t>минус 50</w:t>
+      </w:r>
+      <w:r>
+        <w:rPr/>
+        <w:t xml:space="preserve"> °С;</w:t>
       </w:r>
     </w:p>
     <w:p>
@@ -148,55 +246,92 @@
     <w:p>
       <w:r>
         <w:rPr/>
-        <w:t>1.2 Габаритные размеры тары: ___ мм.</w:t>
+        <w:t xml:space="preserve">1.2 Габаритные размеры тары: </w:t>
+      </w:r>
+      <w:r>
+        <w:rPr>
+          <w:highlight w:val="yellow"/>
+        </w:rPr>
+        <w:t>___</w:t>
+      </w:r>
+      <w:r>
+        <w:rPr/>
+        <w:t xml:space="preserve"> мм.</w:t>
       </w:r>
     </w:p>
     <w:p>
       <w:r>
         <w:rPr/>
-        <w:t>1.3 Масса тары с изделием не более __ кг.</w:t>
+        <w:t xml:space="preserve">1.3 Масса тары с изделием не более </w:t>
+      </w:r>
+      <w:r>
+        <w:rPr>
+          <w:highlight w:val="yellow"/>
+        </w:rPr>
+        <w:t>__</w:t>
+      </w:r>
+      <w:r>
+        <w:rPr/>
+        <w:t xml:space="preserve"> кг.</w:t>
       </w:r>
     </w:p>
     <w:p>
       <w:r>
-        <w:rPr/>
+        <w:rPr>
+          <w:highlight w:val="yellow"/>
+        </w:rPr>
         <w:t>Своецкие орнаментальные материалы и цветные металлы.</w:t>
       </w:r>
     </w:p>
     <w:p>
       <w:r>
-        <w:rPr/>
+        <w:rPr>
+          <w:highlight w:val="yellow"/>
+        </w:rPr>
         <w:t>Золото — 0,1925 г;</w:t>
       </w:r>
     </w:p>
     <w:p>
       <w:r>
-        <w:rPr/>
+        <w:rPr>
+          <w:highlight w:val="yellow"/>
+        </w:rPr>
         <w:t>серебро — 1,89 г;</w:t>
       </w:r>
     </w:p>
     <w:p>
       <w:r>
-        <w:rPr/>
+        <w:rPr>
+          <w:highlight w:val="yellow"/>
+        </w:rPr>
         <w:t>медь и сплавы на медной основе — 2,35 г.</w:t>
       </w:r>
     </w:p>
     <w:p>
       <w:r>
-        <w:rPr/>
+        <w:rPr>
+          <w:highlight w:val="yellow"/>
+        </w:rPr>
         <w:t>Места расположения составных частей:</w:t>
       </w:r>
     </w:p>
     <w:p>
       <w:r>
-        <w:rPr/>
+        <w:rPr>
+          <w:highlight w:val="yellow"/>
+        </w:rPr>
         <w:t xml:space="preserve">которые содержат цветные схематики, </w:t>
       </w:r>
       <w:r>
+        <w:rPr>
+          <w:highlight w:val="yellow"/>
+        </w:rPr>
         <w:br/>
       </w:r>
       <w:r>
-        <w:rPr/>
+        <w:rPr>
+          <w:highlight w:val="yellow"/>
+        </w:rPr>
         <w:t xml:space="preserve"> определены по ГОСТ на извещение.</w:t>
       </w:r>
     </w:p>
@@ -334,14 +469,18 @@
           </w:tcPr>
           <w:p>
             <w:r>
-              <w:rPr/>
+              <w:rPr>
+                <w:highlight w:val="yellow"/>
+              </w:rPr>
               <w:t>АЭ588С</w:t>
             </w:r>
             <w:r>
               <w:br/>
             </w:r>
             <w:r>
-              <w:rPr/>
+              <w:rPr>
+                <w:highlight w:val="yellow"/>
+              </w:rPr>
               <w:t>АЭ588СПС</w:t>
             </w:r>
           </w:p>
@@ -352,14 +491,18 @@
           </w:tcPr>
           <w:p>
             <w:r>
-              <w:rPr/>
+              <w:rPr>
+                <w:highlight w:val="yellow"/>
+              </w:rPr>
               <w:t>ЖКГУМ</w:t>
             </w:r>
             <w:r>
               <w:br/>
             </w:r>
             <w:r>
-              <w:rPr/>
+              <w:rPr>
+                <w:highlight w:val="yellow"/>
+              </w:rPr>
               <w:t>Паспорт</w:t>
             </w:r>
           </w:p>
@@ -370,14 +513,18 @@
           </w:tcPr>
           <w:p>
             <w:r>
-              <w:rPr/>
+              <w:rPr>
+                <w:highlight w:val="yellow"/>
+              </w:rPr>
               <w:t>-</w:t>
             </w:r>
             <w:r>
               <w:br/>
             </w:r>
             <w:r>
-              <w:rPr/>
+              <w:rPr>
+                <w:highlight w:val="yellow"/>
+              </w:rPr>
               <w:t>-</w:t>
             </w:r>
           </w:p>
@@ -388,14 +535,18 @@
           </w:tcPr>
           <w:p>
             <w:r>
-              <w:rPr/>
+              <w:rPr>
+                <w:highlight w:val="yellow"/>
+              </w:rPr>
               <w:t>1</w:t>
             </w:r>
             <w:r>
               <w:br/>
             </w:r>
             <w:r>
-              <w:rPr/>
+              <w:rPr>
+                <w:highlight w:val="yellow"/>
+              </w:rPr>
               <w:t>1</w:t>
             </w:r>
           </w:p>
@@ -406,14 +557,18 @@
           </w:tcPr>
           <w:p>
             <w:r>
-              <w:rPr/>
+              <w:rPr>
+                <w:highlight w:val="yellow"/>
+              </w:rPr>
               <w:t>1С8</w:t>
             </w:r>
             <w:r>
               <w:br/>
             </w:r>
             <w:r>
-              <w:rPr/>
+              <w:rPr>
+                <w:highlight w:val="yellow"/>
+              </w:rPr>
               <w:t>-</w:t>
             </w:r>
           </w:p>
@@ -424,7 +579,9 @@
           </w:tcPr>
           <w:p>
             <w:r>
-              <w:rPr/>
+              <w:rPr>
+                <w:highlight w:val="yellow"/>
+              </w:rPr>
               <w:t>{АЭ588С-Ш</w:t>
             </w:r>
           </w:p>
@@ -502,13 +659,33 @@
     <w:p>
       <w:r>
         <w:rPr/>
-        <w:t>— проверить целостность электрических цепей в соответствии с таблицей 1 омметром М372 ТУ25-04-1106-75;</w:t>
+        <w:t xml:space="preserve">— проверить целостность электрических цепей в соответствии с таблицей 1 омметром </w:t>
+      </w:r>
+      <w:r>
+        <w:rPr>
+          <w:highlight w:val="yellow"/>
+        </w:rPr>
+        <w:t>М372 ТУ25-04-1106-75</w:t>
+      </w:r>
+      <w:r>
+        <w:rPr/>
+        <w:t>;</w:t>
       </w:r>
     </w:p>
     <w:p>
       <w:r>
         <w:rPr/>
-        <w:t>— проверить сопротивление изоляции между контактами, указанными в таблице 2, а также между этими контактами и корпусом соединителя мегаомметром Е6-16 Я612.722.СН17У;</w:t>
+        <w:t xml:space="preserve">— проверить сопротивление изоляции между контактами, указанными в таблице 2, а также между этими контактами и корпусом соединителя мегаомметром </w:t>
+      </w:r>
+      <w:r>
+        <w:rPr>
+          <w:highlight w:val="yellow"/>
+        </w:rPr>
+        <w:t>Е6-16 Я612.722.СН17У</w:t>
+      </w:r>
+      <w:r>
+        <w:rPr/>
+        <w:t>;</w:t>
       </w:r>
     </w:p>
     <w:p>
@@ -618,7 +795,9 @@
           </w:tcPr>
           <w:p>
             <w:r>
-              <w:rPr/>
+              <w:rPr>
+                <w:highlight w:val="yellow"/>
+              </w:rPr>
               <w:t>смотри привожение</w:t>
             </w:r>
           </w:p>
@@ -744,7 +923,9 @@
           </w:tcPr>
           <w:p>
             <w:r>
-              <w:rPr/>
+              <w:rPr>
+                <w:highlight w:val="yellow"/>
+              </w:rPr>
               <w:t>[неразборчиво] прикосновение</w:t>
             </w:r>
           </w:p>
@@ -755,7 +936,9 @@
           </w:tcPr>
           <w:p>
             <w:r>
-              <w:rPr/>
+              <w:rPr>
+                <w:highlight w:val="yellow"/>
+              </w:rPr>
               <w:t>20</w:t>
             </w:r>
           </w:p>
@@ -766,7 +949,9 @@
           </w:tcPr>
           <w:p>
             <w:r>
-              <w:rPr/>
+              <w:rPr>
+                <w:highlight w:val="yellow"/>
+              </w:rPr>
               <w:t>100</w:t>
             </w:r>
           </w:p>
@@ -882,14 +1067,18 @@
           </w:tcPr>
           <w:p>
             <w:r>
-              <w:rPr/>
+              <w:rPr>
+                <w:highlight w:val="yellow"/>
+              </w:rPr>
               <w:t>1.04.2021</w:t>
             </w:r>
             <w:r>
               <w:br/>
             </w:r>
             <w:r>
-              <w:rPr/>
+              <w:rPr>
+                <w:highlight w:val="yellow"/>
+              </w:rPr>
               <w:t>16.05.2022</w:t>
             </w:r>
           </w:p>
@@ -900,14 +1089,18 @@
           </w:tcPr>
           <w:p>
             <w:r>
-              <w:rPr/>
+              <w:rPr>
+                <w:highlight w:val="yellow"/>
+              </w:rPr>
               <w:t>Осмотр при приеме</w:t>
             </w:r>
             <w:r>
               <w:br/>
             </w:r>
             <w:r>
-              <w:rPr/>
+              <w:rPr>
+                <w:highlight w:val="yellow"/>
+              </w:rPr>
               <w:t>ТО при приеме</w:t>
             </w:r>
           </w:p>
@@ -918,14 +1111,18 @@
           </w:tcPr>
           <w:p>
             <w:r>
-              <w:rPr/>
+              <w:rPr>
+                <w:highlight w:val="yellow"/>
+              </w:rPr>
               <w:t>Инструменты. Замечал нет.</w:t>
             </w:r>
             <w:r>
               <w:br/>
             </w:r>
             <w:r>
-              <w:rPr/>
+              <w:rPr>
+                <w:highlight w:val="yellow"/>
+              </w:rPr>
               <w:t>Загут приведен к дальнейшей эксплуатации</w:t>
             </w:r>
           </w:p>
@@ -936,21 +1133,27 @@
           </w:tcPr>
           <w:p>
             <w:r>
-              <w:rPr/>
+              <w:rPr>
+                <w:highlight w:val="yellow"/>
+              </w:rPr>
               <w:t>Хгср Лопухов 88%</w:t>
             </w:r>
             <w:r>
               <w:br/>
             </w:r>
             <w:r>
-              <w:rPr/>
+              <w:rPr>
+                <w:highlight w:val="yellow"/>
+              </w:rPr>
               <w:t>Си стр Гонтаров</w:t>
             </w:r>
             <w:r>
               <w:br/>
             </w:r>
             <w:r>
-              <w:rPr/>
+              <w:rPr>
+                <w:highlight w:val="yellow"/>
+              </w:rPr>
               <w:t>К СРПАТ и 163 бойковсО</w:t>
             </w:r>
           </w:p>
@@ -961,14 +1164,18 @@
           </w:tcPr>
           <w:p>
             <w:r>
-              <w:rPr/>
+              <w:rPr>
+                <w:highlight w:val="yellow"/>
+              </w:rPr>
               <w:t>АСПТД инв. №4/11233</w:t>
             </w:r>
             <w:r>
               <w:br/>
             </w:r>
             <w:r>
-              <w:rPr/>
+              <w:rPr>
+                <w:highlight w:val="yellow"/>
+              </w:rPr>
               <w:t>ПОЛ инв. 4-209534</w:t>
             </w:r>
           </w:p>
@@ -1051,26 +1258,46 @@
     </w:p>
     <w:p>
       <w:r>
-        <w:rPr/>
+        <w:rPr>
+          <w:highlight w:val="yellow"/>
+        </w:rPr>
         <w:t>[неразборчиво]</w:t>
       </w:r>
     </w:p>
     <w:p>
       <w:r>
-        <w:rPr/>
+        <w:rPr>
+          <w:highlight w:val="yellow"/>
+        </w:rPr>
         <w:t>АЗ5880</w:t>
       </w:r>
     </w:p>
     <w:p>
       <w:r>
         <w:rPr/>
-        <w:t>заводской № 1С8</w:t>
+        <w:t xml:space="preserve">заводской № </w:t>
+      </w:r>
+      <w:r>
+        <w:rPr>
+          <w:highlight w:val="yellow"/>
+        </w:rPr>
+        <w:t>1С8</w:t>
       </w:r>
     </w:p>
     <w:p>
       <w:r>
         <w:rPr/>
-        <w:t>соответствует Спецификации АЗ5880 и признан(а) годным(ой) для эксплуатации.</w:t>
+        <w:t xml:space="preserve">соответствует </w:t>
+      </w:r>
+      <w:r>
+        <w:rPr>
+          <w:highlight w:val="yellow"/>
+        </w:rPr>
+        <w:t>Спецификации АЗ5880</w:t>
+      </w:r>
+      <w:r>
+        <w:rPr/>
+        <w:t xml:space="preserve"> и признан(а) годным(ой) для эксплуатации.</w:t>
       </w:r>
     </w:p>
     <w:p>
@@ -1081,20 +1308,38 @@
     </w:p>
     <w:p>
       <w:r>
-        <w:rPr/>
+        <w:rPr>
+          <w:highlight w:val="yellow"/>
+        </w:rPr>
         <w:t>[неразборчиво] АЗ5880 требованиям</w:t>
       </w:r>
     </w:p>
     <w:p>
       <w:r>
-        <w:rPr/>
-        <w:t>АЗ5880 при соблюдении потребителем условий и правил эксплуатации,</w:t>
+        <w:rPr>
+          <w:highlight w:val="yellow"/>
+        </w:rPr>
+        <w:t>АЗ5880</w:t>
+      </w:r>
+      <w:r>
+        <w:rPr/>
+        <w:t xml:space="preserve"> при соблюдении потребителем условий и правил эксплуатации,</w:t>
       </w:r>
     </w:p>
     <w:p>
       <w:r>
         <w:rPr/>
-        <w:t>установленных общих технических условий ОСТ В 352189-2002.</w:t>
+        <w:t xml:space="preserve">установленных </w:t>
+      </w:r>
+      <w:r>
+        <w:rPr>
+          <w:highlight w:val="yellow"/>
+        </w:rPr>
+        <w:t>общих технических условий ОСТ В 352189-2002</w:t>
+      </w:r>
+      <w:r>
+        <w:rPr/>
+        <w:t>.</w:t>
       </w:r>
     </w:p>
     <w:p>
@@ -1109,7 +1354,27 @@
       </w:pPr>
       <w:r>
         <w:rPr/>
-        <w:t>Гарантийный срок 10 лет исчисляется с даты изготовления.</w:t>
+        <w:t xml:space="preserve">Гарантийный срок </w:t>
+      </w:r>
+      <w:r>
+        <w:rPr>
+          <w:highlight w:val="yellow"/>
+        </w:rPr>
+        <w:t>10</w:t>
+      </w:r>
+      <w:r>
+        <w:rPr/>
+        <w:t xml:space="preserve"> лет исчисляется с </w:t>
+      </w:r>
+      <w:r>
+        <w:rPr>
+          <w:highlight w:val="yellow"/>
+        </w:rPr>
+        <w:t>даты изготовления</w:t>
+      </w:r>
+      <w:r>
+        <w:rPr/>
+        <w:t>.</w:t>
       </w:r>
     </w:p>
     <w:p>
@@ -1121,7 +1386,27 @@
     <w:p>
       <w:r>
         <w:rPr/>
-        <w:t>Директор предприятия 29 сентября 2019г. СЮ ЧЕРНЫЙ</w:t>
+        <w:t xml:space="preserve">Директор предприятия </w:t>
+      </w:r>
+      <w:r>
+        <w:rPr>
+          <w:highlight w:val="yellow"/>
+        </w:rPr>
+        <w:t>29</w:t>
+      </w:r>
+      <w:r>
+        <w:rPr/>
+        <w:t xml:space="preserve"> сентября </w:t>
+      </w:r>
+      <w:r>
+        <w:rPr>
+          <w:highlight w:val="yellow"/>
+        </w:rPr>
+        <w:t>2019г.</w:t>
+      </w:r>
+      <w:r>
+        <w:rPr/>
+        <w:t xml:space="preserve"> СЮ ЧЕРНЫЙ</w:t>
       </w:r>
     </w:p>
     <w:p>
@@ -1133,7 +1418,27 @@
     <w:p>
       <w:r>
         <w:rPr/>
-        <w:t>Начальник ОТК 29 сентября 2019г. А.П. СОБОЛЕВ</w:t>
+        <w:t xml:space="preserve">Начальник ОТК </w:t>
+      </w:r>
+      <w:r>
+        <w:rPr>
+          <w:highlight w:val="yellow"/>
+        </w:rPr>
+        <w:t>29</w:t>
+      </w:r>
+      <w:r>
+        <w:rPr/>
+        <w:t xml:space="preserve"> сентября </w:t>
+      </w:r>
+      <w:r>
+        <w:rPr>
+          <w:highlight w:val="yellow"/>
+        </w:rPr>
+        <w:t>2019г.</w:t>
+      </w:r>
+      <w:r>
+        <w:rPr/>
+        <w:t xml:space="preserve"> А.П. СОБОЛЕВ</w:t>
       </w:r>
     </w:p>
     <w:p>
@@ -1150,7 +1455,9 @@
     </w:p>
     <w:p>
       <w:r>
-        <w:rPr/>
+        <w:rPr>
+          <w:highlight w:val="yellow"/>
+        </w:rPr>
         <w:t>АГУТМ</w:t>
       </w:r>
     </w:p>
@@ -1162,7 +1469,9 @@
     </w:p>
     <w:p>
       <w:r>
-        <w:rPr/>
+        <w:rPr>
+          <w:highlight w:val="yellow"/>
+        </w:rPr>
         <w:t>ЛЭ5880</w:t>
       </w:r>
     </w:p>
@@ -1180,7 +1489,9 @@
     </w:p>
     <w:p>
       <w:r>
-        <w:rPr/>
+        <w:rPr>
+          <w:highlight w:val="yellow"/>
+        </w:rPr>
         <w:t>спецификации ЛЭ5880</w:t>
       </w:r>
     </w:p>
@@ -1226,7 +1537,37 @@
     <w:p>
       <w:r>
         <w:rPr/>
-        <w:t>Дата изготовления «03» октября 2019 г.</w:t>
+        <w:t>Дата изготовления «</w:t>
+      </w:r>
+      <w:r>
+        <w:rPr>
+          <w:highlight w:val="yellow"/>
+        </w:rPr>
+        <w:t>03</w:t>
+      </w:r>
+      <w:r>
+        <w:rPr/>
+        <w:t xml:space="preserve">» </w:t>
+      </w:r>
+      <w:r>
+        <w:rPr>
+          <w:highlight w:val="yellow"/>
+        </w:rPr>
+        <w:t>октября</w:t>
+      </w:r>
+      <w:r>
+        <w:rPr/>
+        <w:t xml:space="preserve"> 20</w:t>
+      </w:r>
+      <w:r>
+        <w:rPr>
+          <w:highlight w:val="yellow"/>
+        </w:rPr>
+        <w:t>19</w:t>
+      </w:r>
+      <w:r>
+        <w:rPr/>
+        <w:t xml:space="preserve"> г.</w:t>
       </w:r>
     </w:p>
     <w:p>
@@ -1250,8 +1591,34 @@
     </w:p>
     <w:p>
       <w:r>
-        <w:rPr/>
-        <w:t>[неразборчиво] АЭ5880-Ш зав. № 1С.8 упакован(а)</w:t>
+        <w:rPr>
+          <w:highlight w:val="yellow"/>
+        </w:rPr>
+        <w:t>[неразборчиво]</w:t>
+      </w:r>
+      <w:r>
+        <w:rPr/>
+        <w:t xml:space="preserve"> </w:t>
+      </w:r>
+      <w:r>
+        <w:rPr>
+          <w:highlight w:val="yellow"/>
+        </w:rPr>
+        <w:t>АЭ5880-Ш</w:t>
+      </w:r>
+      <w:r>
+        <w:rPr/>
+        <w:t xml:space="preserve"> зав. № </w:t>
+      </w:r>
+      <w:r>
+        <w:rPr>
+          <w:highlight w:val="yellow"/>
+        </w:rPr>
+        <w:t>1С.8</w:t>
+      </w:r>
+      <w:r>
+        <w:rPr/>
+        <w:t xml:space="preserve"> упакован(а)</w:t>
       </w:r>
     </w:p>
     <w:p>
@@ -1263,7 +1630,13 @@
     <w:p>
       <w:r>
         <w:rPr/>
-        <w:t>ФГУП «Комбинат «Электрохимприбор» согласно требованиям, предусмотренным ОСТ В 952183-2002</w:t>
+        <w:t xml:space="preserve">ФГУП «Комбинат «Электрохимприбор» согласно требованиям, предусмотренным </w:t>
+      </w:r>
+      <w:r>
+        <w:rPr>
+          <w:highlight w:val="yellow"/>
+        </w:rPr>
+        <w:t>ОСТ В 952183-2002</w:t>
       </w:r>
     </w:p>
     <w:p>
@@ -1274,14 +1647,50 @@
     </w:p>
     <w:p>
       <w:r>
-        <w:rPr/>
-        <w:t>[неразборчиво] опломбирован(а) ОТК и ВП Миноборонь России пломбами с оттисками клеем «___», «___».</w:t>
+        <w:rPr>
+          <w:highlight w:val="yellow"/>
+        </w:rPr>
+        <w:t>[неразборчиво]</w:t>
+      </w:r>
+      <w:r>
+        <w:rPr/>
+        <w:t xml:space="preserve"> опломбирован(а) ОТК и ВП Миноборонь России пломбами с оттисками клеем «</w:t>
+      </w:r>
+      <w:r>
+        <w:rPr>
+          <w:highlight w:val="yellow"/>
+        </w:rPr>
+        <w:t>___</w:t>
+      </w:r>
+      <w:r>
+        <w:rPr/>
+        <w:t>», «</w:t>
+      </w:r>
+      <w:r>
+        <w:rPr>
+          <w:highlight w:val="yellow"/>
+        </w:rPr>
+        <w:t>___</w:t>
+      </w:r>
+      <w:r>
+        <w:rPr/>
+        <w:t>».</w:t>
       </w:r>
     </w:p>
     <w:p>
       <w:r>
         <w:rPr/>
-        <w:t>Тара АЭ5880-Ш опломбирована ОТК и ВП Миноборонь России пломбами</w:t>
+        <w:t xml:space="preserve">Тара </w:t>
+      </w:r>
+      <w:r>
+        <w:rPr>
+          <w:highlight w:val="yellow"/>
+        </w:rPr>
+        <w:t>АЭ5880-Ш</w:t>
+      </w:r>
+      <w:r>
+        <w:rPr/>
+        <w:t xml:space="preserve"> опломбирована ОТК и ВП Миноборонь России пломбами</w:t>
       </w:r>
     </w:p>
     <w:p>
@@ -1293,19 +1702,79 @@
     <w:p>
       <w:r>
         <w:rPr/>
-        <w:t>с оттисками клеем «ОТК14», «★8».</w:t>
+        <w:t>с оттисками клеем «</w:t>
+      </w:r>
+      <w:r>
+        <w:rPr>
+          <w:highlight w:val="yellow"/>
+        </w:rPr>
+        <w:t>ОТК14</w:t>
+      </w:r>
+      <w:r>
+        <w:rPr/>
+        <w:t>», «</w:t>
+      </w:r>
+      <w:r>
+        <w:rPr>
+          <w:highlight w:val="yellow"/>
+        </w:rPr>
+        <w:t>★8</w:t>
+      </w:r>
+      <w:r>
+        <w:rPr/>
+        <w:t>».</w:t>
       </w:r>
     </w:p>
     <w:p>
       <w:r>
         <w:rPr/>
-        <w:t>Количество пломб на изделии ___ шт., на таре 2 шт.</w:t>
+        <w:t xml:space="preserve">Количество пломб на изделии </w:t>
+      </w:r>
+      <w:r>
+        <w:rPr>
+          <w:highlight w:val="yellow"/>
+        </w:rPr>
+        <w:t>___</w:t>
+      </w:r>
+      <w:r>
+        <w:rPr/>
+        <w:t xml:space="preserve"> шт., на таре </w:t>
+      </w:r>
+      <w:r>
+        <w:rPr>
+          <w:highlight w:val="yellow"/>
+        </w:rPr>
+        <w:t>2</w:t>
+      </w:r>
+      <w:r>
+        <w:rPr/>
+        <w:t xml:space="preserve"> шт.</w:t>
       </w:r>
     </w:p>
     <w:p>
       <w:r>
         <w:rPr/>
-        <w:t>Дата упаковывания «03» ОКТЯБРЯ 2019 г.</w:t>
+        <w:t>Дата упаковывания «</w:t>
+      </w:r>
+      <w:r>
+        <w:rPr>
+          <w:highlight w:val="yellow"/>
+        </w:rPr>
+        <w:t>03</w:t>
+      </w:r>
+      <w:r>
+        <w:rPr/>
+        <w:t>» ОКТЯБРЯ 20</w:t>
+      </w:r>
+      <w:r>
+        <w:rPr>
+          <w:highlight w:val="yellow"/>
+        </w:rPr>
+        <w:t>19</w:t>
+      </w:r>
+      <w:r>
+        <w:rPr/>
+        <w:t xml:space="preserve"> г.</w:t>
       </w:r>
     </w:p>
     <w:p>
@@ -1466,14 +1935,18 @@
           </w:tcPr>
           <w:p>
             <w:r>
-              <w:rPr/>
+              <w:rPr>
+                <w:highlight w:val="yellow"/>
+              </w:rPr>
               <w:t>26.08.21</w:t>
             </w:r>
             <w:r>
               <w:br/>
             </w:r>
             <w:r>
-              <w:rPr/>
+              <w:rPr>
+                <w:highlight w:val="yellow"/>
+              </w:rPr>
               <w:t>04.12.21</w:t>
             </w:r>
           </w:p>
@@ -1484,7 +1957,9 @@
           </w:tcPr>
           <w:p>
             <w:r>
-              <w:rPr/>
+              <w:rPr>
+                <w:highlight w:val="yellow"/>
+              </w:rPr>
               <w:t>—</w:t>
             </w:r>
           </w:p>
@@ -1495,14 +1970,18 @@
           </w:tcPr>
           <w:p>
             <w:r>
-              <w:rPr/>
+              <w:rPr>
+                <w:highlight w:val="yellow"/>
+              </w:rPr>
               <w:t>340</w:t>
             </w:r>
             <w:r>
               <w:br/>
             </w:r>
             <w:r>
-              <w:rPr/>
+              <w:rPr>
+                <w:highlight w:val="yellow"/>
+              </w:rPr>
               <w:t>305</w:t>
             </w:r>
           </w:p>
@@ -1603,7 +2082,9 @@
     <w:p/>
     <w:p>
       <w:r>
-        <w:rPr/>
+        <w:rPr>
+          <w:highlight w:val="yellow"/>
+        </w:rPr>
         <w:t>10. 12. 2019</w:t>
       </w:r>
     </w:p>
@@ -1634,7 +2115,17 @@
     <w:p>
       <w:r>
         <w:rPr/>
-        <w:t>КЛЕЯМ А1/274 - _ шт.</w:t>
+        <w:t xml:space="preserve">КЛЕЯМ А1/274 - </w:t>
+      </w:r>
+      <w:r>
+        <w:rPr>
+          <w:highlight w:val="yellow"/>
+        </w:rPr>
+        <w:t>_</w:t>
+      </w:r>
+      <w:r>
+        <w:rPr/>
+        <w:t xml:space="preserve"> шт.</w:t>
       </w:r>
     </w:p>
     <w:p>
@@ -5494,31 +5985,41 @@
     </w:p>
     <w:p>
       <w:r>
-        <w:rPr/>
+        <w:rPr>
+          <w:highlight w:val="yellow"/>
+        </w:rPr>
         <w:t>Границы:</w:t>
       </w:r>
     </w:p>
     <w:p>
       <w:r>
-        <w:rPr/>
+        <w:rPr>
+          <w:highlight w:val="yellow"/>
+        </w:rPr>
         <w:t>таблица 1</w:t>
       </w:r>
     </w:p>
     <w:p>
       <w:r>
-        <w:rPr/>
+        <w:rPr>
+          <w:highlight w:val="yellow"/>
+        </w:rPr>
         <w:t>таблица 2</w:t>
       </w:r>
     </w:p>
     <w:p>
       <w:r>
-        <w:rPr/>
+        <w:rPr>
+          <w:highlight w:val="yellow"/>
+        </w:rPr>
         <w:t>Герметичные стволовые части:</w:t>
       </w:r>
     </w:p>
     <w:p>
       <w:r>
-        <w:rPr/>
+        <w:rPr>
+          <w:highlight w:val="yellow"/>
+        </w:rPr>
         <w:t>силла PPC4-SC-1-2-B ГОСТ 364 215 75</w:t>
       </w:r>
     </w:p>
@@ -5527,13 +6028,17 @@
         <w:pStyle w:val="Heading1"/>
       </w:pPr>
       <w:r>
-        <w:rPr/>
+        <w:rPr>
+          <w:highlight w:val="yellow"/>
+        </w:rPr>
         <w:t>Страница технического документа</w:t>
       </w:r>
     </w:p>
     <w:p>
       <w:r>
-        <w:rPr/>
+        <w:rPr>
+          <w:highlight w:val="yellow"/>
+        </w:rPr>
         <w:t>Согласно ГОСТ 3642417-99</w:t>
       </w:r>
       <w:r>
@@ -5542,7 +6047,9 @@
     </w:p>
     <w:p>
       <w:r>
-        <w:rPr/>
+        <w:rPr>
+          <w:highlight w:val="yellow"/>
+        </w:rPr>
         <w:t>Согласно СНиП 23-05-95*3313-1-а-В ГОСТ 3642417-99</w:t>
       </w:r>
       <w:r>
@@ -5551,7 +6058,9 @@
     </w:p>
     <w:p>
       <w:r>
-        <w:rPr/>
+        <w:rPr>
+          <w:highlight w:val="yellow"/>
+        </w:rPr>
         <w:t>Согласно 2РиТиФБ4 ШАВ1В ГОСТ 3641261-99</w:t>
       </w:r>
       <w:r>
@@ -5560,7 +6069,9 @@
     </w:p>
     <w:p>
       <w:r>
-        <w:rPr/>
+        <w:rPr>
+          <w:highlight w:val="yellow"/>
+        </w:rPr>
         <w:t>Согласно А-СИР1ЕС Требования к параметрам ТПСС (допуск)</w:t>
       </w:r>
       <w:r>
@@ -5569,7 +6080,9 @@
     </w:p>
     <w:p>
       <w:r>
-        <w:rPr/>
+        <w:rPr>
+          <w:highlight w:val="yellow"/>
+        </w:rPr>
         <w:t>Согласно СНиП 23-01-95*3313-1-б-В ГОСТ 3642417-99</w:t>
       </w:r>
       <w:r>
@@ -5578,7 +6091,9 @@
     </w:p>
     <w:p>
       <w:r>
-        <w:rPr/>
+        <w:rPr>
+          <w:highlight w:val="yellow"/>
+        </w:rPr>
         <w:t>Согласно СНиП 23-01-95*3313-1-с-В ГОСТ 3642417-99</w:t>
       </w:r>
       <w:r>
@@ -5587,7 +6102,9 @@
     </w:p>
     <w:p>
       <w:r>
-        <w:rPr/>
+        <w:rPr>
+          <w:highlight w:val="yellow"/>
+        </w:rPr>
         <w:t>Датировано в соответствии с данными эксплуатационного паспорта</w:t>
       </w:r>
     </w:p>
@@ -5684,8 +6201,20 @@
     <w:p/>
     <w:p>
       <w:r>
-        <w:rPr/>
-        <w:t>03 октября 2019г.</w:t>
+        <w:rPr>
+          <w:highlight w:val="yellow"/>
+        </w:rPr>
+        <w:t>03</w:t>
+      </w:r>
+      <w:r>
+        <w:rPr/>
+        <w:t xml:space="preserve"> октября </w:t>
+      </w:r>
+      <w:r>
+        <w:rPr>
+          <w:highlight w:val="yellow"/>
+        </w:rPr>
+        <w:t>2019г.</w:t>
       </w:r>
     </w:p>
     <w:p>
@@ -5699,14 +6228,18 @@
     </w:p>
     <w:p>
       <w:r>
-        <w:rPr/>
+        <w:rPr>
+          <w:highlight w:val="yellow"/>
+        </w:rPr>
         <w:t xml:space="preserve">[неразборчиво] утилизация агрегата (гермента) на [неразборчиво] АО «ТехноТон» (Утилизированные </w:t>
       </w:r>
       <w:r>
         <w:br/>
       </w:r>
       <w:r>
-        <w:rPr/>
+        <w:rPr>
+          <w:highlight w:val="yellow"/>
+        </w:rPr>
         <w:t xml:space="preserve"> АГРУ 354-2016)</w:t>
       </w:r>
     </w:p>
@@ -5715,7 +6248,9 @@
         <w:pStyle w:val="Heading1"/>
       </w:pPr>
       <w:r>
-        <w:rPr/>
+        <w:rPr>
+          <w:highlight w:val="yellow"/>
+        </w:rPr>
         <w:t>[неразборчиво]</w:t>
       </w:r>
     </w:p>

--- a/ocr_results/1. ОБРАЗЦЫ РУКОПИСНОГО ТЕКСТА/АЭ5880ПС.docx
+++ b/ocr_results/1. ОБРАЗЦЫ РУКОПИСНОГО ТЕКСТА/АЭ5880ПС.docx
@@ -2082,9 +2082,7 @@
     <w:p/>
     <w:p>
       <w:r>
-        <w:rPr>
-          <w:highlight w:val="yellow"/>
-        </w:rPr>
+        <w:rPr/>
         <w:t>10. 12. 2019</w:t>
       </w:r>
     </w:p>
